--- a/README.docx
+++ b/README.docx
@@ -45,7 +45,7 @@
           <w:color w:val="5F5F5F"/>
           <w:sz w:val="21"/>
         </w:rPr>
-        <w:t>SOC 2 Evidence SQL Pack - Free Sample  •  README.md</w:t>
+        <w:t>SOC 2 Evidence SQL Pack - Free Sample  •  README.docx</w:t>
       </w:r>
     </w:p>
     <w:p>
@@ -189,7 +189,7 @@
           <w:color w:val="FFFFFF"/>
           <w:sz w:val="16"/>
         </w:rPr>
-        <w:t>├── README.md</w:t>
+        <w:t>├── README.docx</w:t>
       </w:r>
     </w:p>
     <w:p>
@@ -203,7 +203,7 @@
           <w:color w:val="FFFFFF"/>
           <w:sz w:val="16"/>
         </w:rPr>
-        <w:t>├── DISCLAIMER.md</w:t>
+        <w:t>├── DISCLAIMER.docx</w:t>
       </w:r>
     </w:p>
     <w:p>
@@ -2027,7 +2027,7 @@
           <w:sz w:val="21"/>
           <w:shd w:fill="F0EDE7"/>
         </w:rPr>
-        <w:t>DISCLAIMER.md</w:t>
+        <w:t>DISCLAIMER.docx</w:t>
       </w:r>
       <w:r>
         <w:rPr>
@@ -2121,7 +2121,7 @@
               <w:color w:val="5F5F5F"/>
               <w:sz w:val="14"/>
             </w:rPr>
-            <w:t>CONTROLSMITH TOOLS.COM  •  SUPPORT@CONTROLSMITH TOOLS.COM</w:t>
+            <w:t>CONTROLSMITHTOOLS.COM  •  SUPPORT@CONTROLSMITHTOOLS.COM</w:t>
           </w:r>
         </w:p>
       </w:tc>
